--- a/example_articles/countries/Peru/1.countries_Peru_New_York_Times.docx
+++ b/example_articles/countries/Peru/1.countries_Peru_New_York_Times.docx
@@ -27,17 +27,17 @@
     </w:p>
     <w:p>
       <w:r>
-        <w:t>Source File: NYT/53.DOCX</w:t>
+        <w:t>Source file: NYT/53.DOCX</w:t>
       </w:r>
     </w:p>
     <w:p>
       <w:r>
-        <w:t>Raw locations result: ['Peru']</w:t>
+        <w:t>Raw locations result, 'locations': ['Peru']</w:t>
       </w:r>
     </w:p>
     <w:p>
       <w:r>
-        <w:t>countries_stand_flat (Standardized): Peru</w:t>
+        <w:t>Standardized locations result, 'countries_stand_flat': Peru</w:t>
       </w:r>
     </w:p>
     <w:p>

--- a/example_articles/countries/Peru/1.countries_Peru_New_York_Times.docx
+++ b/example_articles/countries/Peru/1.countries_Peru_New_York_Times.docx
@@ -7,7 +7,9 @@
         <w:pStyle w:val="Heading1"/>
       </w:pPr>
       <w:r>
-        <w:t>A Changing Neighbor Across the Hudson</w:t>
+        <w:t>Taking Hostages in Peru;</w:t>
+        <w:br/>
+        <w:t>Revolution as a Relic Come to Life</w:t>
       </w:r>
     </w:p>
     <w:p>
@@ -17,17 +19,17 @@
     </w:p>
     <w:p>
       <w:r>
-        <w:t>Date: 1991-04-28</w:t>
+        <w:t>Date: 1996-12-29</w:t>
       </w:r>
     </w:p>
     <w:p>
       <w:r>
-        <w:t>Section: Section 12WC;; Section 12WC; Page 1; Column 1; Westchester Weekly Desk; Column 1;</w:t>
+        <w:t>Section: Section 4; ; Section 4; Page 1; Column 2; Week in Review Desk ; Column 2;</w:t>
       </w:r>
     </w:p>
     <w:p>
       <w:r>
-        <w:t>Source file: NYT/53.DOCX</w:t>
+        <w:t>Source file: NYT/43.DOCX</w:t>
       </w:r>
     </w:p>
     <w:p>
@@ -49,107 +51,47 @@
     </w:p>
     <w:p>
       <w:r>
-        <w:t>"IT'S not the city and it's not the country," Craig Firestone said of Rockland County last week. It was 19 years ago that he moved with his parents from Mount Vernon, a Westchester city on the Bronx border, but he still finds Rockland "a good, centrally located spot."</w:t>
+        <w:t>PERU has a knack for defying political waves that splash over the rest of Latin America. When right-wing military dictatorships ruled its neighbors in the 1970's, a leftist Peruvian dictator confiscated the oligarchy's sugar plantations. When other guerrillas looked to Fidel Castro in the 1980's, Peru's Shining Path embraced Mao. And as the sweet promises of democracy swept the region in the early 1990's, President Alberto K. Fujimori dissolved Congress.</w:t>
         <w:br/>
-        <w:t>Of course, Mr. Firestone, who lives virtually in the shadow of the Tappan Zee Bridge, which transformed Rockland from a sparsely settled rural retreat to a home for tens of thousands of working-class New Yorkers, has to get up and onto the bridge by 7 A.M. each day or sit in traffic with others contemplating Rockland's convenience.</w:t>
+        <w:t>So perhaps it should come as no surprise that Peruvian Marxist rebels would make their boldest attack in years after most other Latin American guerrilla wars had long since ground to a halt. There was almost something quaint, even evocative, about 20 Tupac Amaru Revolutionary Movement rebels armed with assault rifles and dynamite acting out an old script by taking hundreds of dignitaries hostage at a Japanese diplomatic cocktail party in an effort to free hundreds of their imprisoned comrades.</w:t>
         <w:br/>
-        <w:t>Thirty-five years after the opening of the graceful arch across the Hudson River transformed the state's smallest county into one of its most densely populated, Rockland has lost its youth, taking on the more settled qualities of suburban middle age.</w:t>
+        <w:t>The action conjured images of so many revolutionary crusades of days gone by, as when the Sandinistas took the Nicaraguan Congress hostage in 1978, an act so audacious it sparked an insurrection that brought down Anastasio Somoza Debayle a year later.</w:t>
+        <w:br/>
+        <w:t>"It is an almost exact duplication of what we did," Antonio Navarro Wolff, who led Colombia's M-19 guerrillas, told the Peruvian magazine Si, recalling the taking of 30 hostages in the Dominican Republic's embassy in Bogota for two months in 1980. It was no surprise that Mr. Navarro advised the Peruvian rebels to release their hostages as a "humanitarian gesture," since he dropped his rifle long ago and helped draft Colombia's 1991 Constitution.</w:t>
+        <w:br/>
+        <w:t>"This is sort of an outdated, unexpectantly recurrent activity," said Jorge G. Castaneda, a Mexican economist and student of the Latin American left. "These groups and forms of struggle have been obsolete for a long time." Nevertheless, he noted that as long as the Peruvian Government keeps political prisoners in the most squalid conditions, their comrades will feel compelled to take dramatic action in an effort to free them.</w:t>
+        <w:br/>
+        <w:t>The novelty of the Peruvian rebel attack was underscored by its timing. It was staged as the Guatemalan guerrillas and Government reached another in a series of peace accords that promise an end to a four-decade-old rebellion.</w:t>
+        <w:br/>
+        <w:t>The Guatemalans are following close behind El Salvador's rebels, who after negotiating a peace have traded their battle fatigues for power ties they now wear in their nation's Congress. Likewise, revolutionaries from Chile to Venezuela to Nicaragua to the Dominican Republic now compete at the ballot box as vigorously as they once did at the barricades.</w:t>
+        <w:br/>
+        <w:t>But like an affecting museum piece, the Tupac Amaru hostage-taking has highlighted not only how much has changed in Latin America, but also how much remains the same.</w:t>
+        <w:br/>
+        <w:t>It was a reminder that even after years of defeats, the Tupac Amaru group and its more doctrinaire rival, Shining Path, have not fired their last shots.</w:t>
+        <w:br/>
+        <w:t>And it was a reminder that the few Latin American guerrilla groups still active -- here, in Colombia and in Mexico -- come from lands where drug money is the new mother's milk of radical and mainstream politics alike.</w:t>
+        <w:br/>
+        <w:t>It is highly unlikely that any of these rebel groups will ever take power, but as long as those in Peru and Colombia can levy "war taxes" on traffickers -- and sometimes traffic themselves -- they can survive without the international financial networks once provided by the Soviet bloc. (In Mexico's case, guerrilla ties to traffickers are not yet believed to be strong but the rebels, in two southern states, benefit from the army's need to focus on the war on drugs in the north.)</w:t>
+        <w:br/>
+        <w:t>And Latin America is still poor, and deeply divided by class and race -- the basic ingredients of revolution.</w:t>
         <w:br/>
         <w:t xml:space="preserve"> </w:t>
         <w:br/>
-        <w:t>More Interesting and Diverse</w:t>
-        <w:br/>
-        <w:t xml:space="preserve"> But if Rockland has lost some of its youthful exuberance -- the 1990 census reports a meager 2.2 percent population growth in the 1980's -- it has become more interesting and diverse. Hispanic residents account for half of Haverstraw village's population, for example, and blacks for nearly half of Spring Valley's.</w:t>
-        <w:br/>
-        <w:t>Hasidic Jews, dressed in the centuries-old style of Eastern Europe, continue to flow from Brooklyn's Borough Park and Williamsburg neighborhoods to the spacious homes and similarly dense setting of Monsey. Rockland's population of 265,475 includes an estimated 55,000 Jews.</w:t>
-        <w:br/>
-        <w:t>The county's Asian population has more than doubled, to 10,753 from 4,300, and are joining the ranks of commuting executives. Roger Pellegrini, the Supervisor of Orangetown, said, "More and more Asians are getting into small businesses, moving up from northern Bergen County. I used to teach in Closter, near Alpine in north Bergen, and 42 percent of my students were Asian."</w:t>
+        <w:t xml:space="preserve"> </w:t>
         <w:br/>
         <w:t xml:space="preserve"> </w:t>
         <w:br/>
-        <w:t>'Not Open to Just Anybody'</w:t>
+        <w:t>Where's Fidel Now?</w:t>
         <w:br/>
-        <w:t xml:space="preserve"> The Japanese, he said, "are building a golf course for the executives of international corporations."</w:t>
+        <w:t xml:space="preserve"> Nevertheless, the "international correlation of forces," as the Marxists would say, has changed dramatically. A decade ago, Mr. Castro would have been cheering the Peruvians on, and the United States would have felt a need to be a counterweight to him. But both have taken back seats -- allowing Japan to suggest to Peru's Government that Havana might be enlisted to help end the crisis by offering the rebels safe passage.</w:t>
         <w:br/>
-        <w:t>"It will be a private club," he added, "and not open to just anybody with the bucks: only executives of international corporations." Another golf course, now unused, is being rehabilitated, also by Japanese residents.</w:t>
+        <w:t>More striking still are the words surfacing from the Kremlin, once the vanguard of world revolution. President Boris Yeltsin suggested that Russia and the leading industrial powers might send anti-terrorist squads to help the Peruvian Government.</w:t>
         <w:br/>
-        <w:t>And if Rockland's face is changing, so is its gaze, once fixed directly southward toward New Jersey, which represented jobs and shopping as well as access to New York City. The attention of Rockland and of its neighboring counties along the New York State Thruway has been diverted with the growing use of the Tappan Zee Bridge.</w:t>
+        <w:t>As for the Peruvians, their behavior since the storming of the Japanese residence Dec. 17 also has broken old molds. University students and working-class people living in the shantytowns that ring Lima have not taken to the streets or even painted up their walls with militant graffiti, as the students and workers of Managua and Bogota did in 1978 and 1980.</w:t>
         <w:br/>
-        <w:t>A recent study conducted by the Westchester County Department of Transportation showed that 9,800 drivers cross the bridge each day headed for jobs in Westchester's Interstate 287 corridor, known as the Platinum Mile because of its corporate wealth. Of that number, 5,400 drivers, or more than half, are Rockland residents. Many more drivers, of course, flow across the bridge each day headed for work in the Bronx, Manhattan, Connecticut and on Long Island, as well as elsewhere in Westchester.</w:t>
+        <w:t>Ernesto (Che) Guevara would be turning in his grave if he could have heard the lively conversation Nestor Cerpa Cartolini, the Tupac Amaru leader, had with his captive businessmen last week. According to several people who have been released, Mr. Cerpa endorsed some of the Peruvian Government's plans to privatize industries and pay its huge international debts. It was an acknowledgement that the old romantic, utopian visions that Latin American revolutionaries once clung to have been consigned to the dustbin of history -- although perhaps at a slower pace in Peru than elsewhere.</w:t>
         <w:br/>
-        <w:t>Census figures showing 1990 destinations and origins are not yet available, said Jerry Bogacz, the director of planning for Westchester's Transportation Department, but an indication of growing bridge traffic is evident from 1980 census results. They showed that 8,000 drivers crossed the bridge daily from Orange, Bergen and Rockland Counties to work in Westchester, including the I-287 corridor.</w:t>
-        <w:br/>
-        <w:t>The same census results showed that the Tappan Zee had not diverted Rocklanders entirely from their links with New Jersey, reporting in 1980 that 13,898 Rockland residents headed south each day to work in the state's nine northern counties. A total of 5,325 New Jersey workers went daily to Rockland to work.</w:t>
-        <w:br/>
-        <w:t>Planners and traffic experts in both states have a continuing interest, meanwhile, in the Tappan Zee bridge, which represents the fragile neck of an hourglass-shaped region that may experience higher levels of congestion when I-287 in New Jersey is linked at Suffern, in Rockland County, with I-287 in New York, which at that point is also the New York State Thruway, or I-87.</w:t>
-        <w:br/>
-        <w:t>The connection, still more than two years from completion, could mean congestion on the Rockland part of the highway and chaos at the Tappan Zee Bridge, as New England-bound motorists and truckers from New Jersey, Pennsylvania and beyond seek to avoid the George Washington Bridge and the Cross Bronx Expressway by using the Tappan Zee and an already heavily congested I-287, or Cross Westchester Expressway, in New York.</w:t>
-        <w:br/>
-        <w:t xml:space="preserve"> </w:t>
-        <w:br/>
-        <w:t>Adding and Subtracting Lanes</w:t>
-        <w:br/>
-        <w:t xml:space="preserve"> Peter F. Tufo, chairman of the New York State Thruway Authority, said in an interview that the first step in a five-year, $120 million plan to confront the traffic problem would be the installation on the bridge of a "movable barrier," which adds or subtracts lanes in either direction by moving the heavy dividers into grooves marking the lanes.</w:t>
-        <w:br/>
-        <w:t>He said his agency was testing an electronic scanning device called the Automatic Vehicle Identificatiion System, which enables motorists to pay tolls without stopping, by "reading" and charging a prepaid credit card- sized transponder fitted to the windshield.</w:t>
-        <w:br/>
-        <w:t>The authority also is studying the feasability of adding an eighth lane to the bridge, perhaps by cantilevering. It now has seven lanes: four toward Westchester, where the tolls are paid, and three toward Rockland, which is toll-free. Any such change could be made when the bridge's entire deck is strengthened and resurfaced.</w:t>
-        <w:br/>
-        <w:t>In Rockland, County Executive John T. Grant, who gained national attention in 1988 by using an unexpected surplus to declare a property-tax holiday for county residents, was preparing to make an announcement tomorrow about layoffs of county employees beginning in June.</w:t>
-        <w:br/>
-        <w:t xml:space="preserve"> </w:t>
-        <w:br/>
-        <w:t>276 Jobs Are Being Lost</w:t>
-        <w:br/>
-        <w:t xml:space="preserve"> Mr. Grant indicated last week that he would be abolishing 276 jobs, about half of them vacant, with additional job cuts planned for January. The County Executive has blamed both the state and the Federal Government for aid reductions, the effects of which are passsed down ultimately to the local levels.</w:t>
-        <w:br/>
-        <w:t>But the rising taxes sound in counterpoint to the hymn of satisfaction that Rocklanders offer when asked about life in the towns and villages of this hilly, heavily wooded and historic part of the lower Hudson Valley.</w:t>
-        <w:br/>
-        <w:t>Paul W. Melone and his wife, Betty, have seen the county through its early years, when it was learning to become a suburb, and still relish the memories. Mr. Melone described an early experiment in communal living that they participated in, Hickory Hill, which stands today in Tappan, a monument to perseverance.</w:t>
-        <w:br/>
-        <w:t>"There were 32 families," Mrs. Melone said. "Our kids thought they were related, we were so close." Mr. Melone, 79 and a former assistant art director at Newsweek magazine, spoke of Tappan's first library.</w:t>
-        <w:br/>
-        <w:t>"We were near Shanks Village," a former World War II embarkation port that "captivated many young men who returned to settle after the war," Mr. Melone said. "They were excessing their library, books in gun cases, so we took them and used the viewing room of a local undertaker for the library.</w:t>
-        <w:br/>
-        <w:t xml:space="preserve"> </w:t>
-        <w:br/>
-        <w:t>Changes in Checkout Lines</w:t>
-        <w:br/>
-        <w:t xml:space="preserve"> As for Rockland today, Mrs. Melone, a retired librarian, said that "Koreans are now operating the local I.G.A. It's like a large A.&amp; P. with Korean dishes; that's a big plus." May Herlands, who lives 10 miles away in Ramapo, said she had also noticed changes in checkout lines, both in the food and the customers.</w:t>
-        <w:br/>
-        <w:t>She said, for instance, that she has seen increasing numbers of Hasidic Jews, who have moved to Rockland mostly from Brooklyn. Her rabbi, David H. Chanofsky of the Monsey Jewish Center, said, "What we see is a kaleidiscope of every form of Orthodox Jew."</w:t>
-        <w:br/>
-        <w:t>"Eventually," Ms. Herlands said, "the area is going to become so Orthodox and Hasidic that regular Jews like me are going to move."</w:t>
-        <w:br/>
-        <w:t>Supervisor Herbert Reisman of the Town of Ramapo says part of the problem is the shrinking inventory of land in Rockland that can be developed. The conflicting life styles have led to the formation of villages like Chestnut Ridge, Montebello, New Hempstead and Wesley Hills, by residents, in some cases Jewish themselves, who are anxious to preserve the neighborhood as they know it.</w:t>
-        <w:br/>
-        <w:t xml:space="preserve"> </w:t>
-        <w:br/>
-        <w:t>Ways Around Zoning Laws</w:t>
-        <w:br/>
-        <w:t xml:space="preserve"> At issue are longstanding zoning laws that prohibit the high density, or multiple-family residences preferred by the more observant Jews. In one case, a Hasidic group known as Viznitz, for the Russian town of their leader, used the secession technique themselves to form a seaparate village -- Kesar, afterthe name of a Russian town -- and thus permit multiple zoning.</w:t>
-        <w:br/>
-        <w:t>As for life in a more secular Rockland, the county continues to prove attractive. Roy Mooney, a New York City bus driver who had lived in the Throgs Neck section of the Bronx with his wife, Helen, and their two children, said he experinced some surprises in moving to Sparkill.</w:t>
-        <w:br/>
-        <w:t>"We had a smaller house in the Bronx, and there was no mortgage, but we didn't like the schools," Mr. Mooney said. His wife, Helen, also spoke of a parochial school in the Bronx as providing less than they desired. "The teachers just didn't have the time," her husband said.</w:t>
-        <w:br/>
-        <w:t>Now Jennifer, 12, and her brother, James, 9, attend the Sparkill public schools. "I like the teachers calling up to say the kids are adjusting nicely," he said.</w:t>
-        <w:br/>
-        <w:t>Mr. Mooney said his new commute, 35 minutes at 4 A.M. and at midday, was satisfactory. "I was prepared to settle in Dutchess County, where the same house costs $30,000 less, but we liked this community." He paused. "Up here we have a lot of space, and I never had a driveway before."</w:t>
-        <w:br/>
-        <w:t xml:space="preserve"> </w:t>
-        <w:br/>
-        <w:t>Costs Beyond Young Couples' Reach</w:t>
-        <w:br/>
-        <w:t xml:space="preserve"> He had not had a mortgage, either, and property taxes were much lower. In fact, Rockland's housing costs are now beyond the reach of young couples and other first home buyers, so they are moving further out on the suburban ring, settling in still-affordable Orange County, just as their parents skipped Westchester to settle in Rockland a generation ago.</w:t>
-        <w:br/>
-        <w:t>Rockland ended the 1980's with 88,264 housing units, an increase of 10 percent over 1980. The 1970's saw the county increase its housing stock by 28 percent. The increase will probably decline further this decade as suitable land becomes less available and costlier.</w:t>
-        <w:br/>
-        <w:t>Supervisor Charles E. Holbrook of the Town of Clarkstown predicted more redevelopment as vacant land is used. "Buildings will be redone and refurbished, that's the next wave. Typically, you'll have a 40-year-old building in the downtown of a hamlet, but the land will be too valuable to sustain it, so it will be redeveloped."</w:t>
-        <w:br/>
-        <w:t>Supervisor Reisman said he saw the county as the "crossroads of the state: everything cuts through Rockland County." He said he expected that increased use of I-287 would help industrial development. As for residential construction, he said, "It's going up to Orange County, where housing is considerably cheaper."</w:t>
-        <w:br/>
-        <w:t>State Senator Joseph Holland, a Republican whose district includes Rockland and other parts of the Hudson Valley, said Rockland would retain its charm because it is "protected by the Hudson River." It may have been an inconvenience and a hurdle for development, he said, "but the river has been a blessing and a protector to limit our growth."</w:t>
+        <w:t>"The objective of the Tupac Amaru Revolutionary Movement is to negotiate," said Gustavo Gorriti, a leading Peruvian journalist. "But they must first show force or otherwise no one would be willing to concede anything to them. I don't view the hostage taking as the beginning of a new wave of revolution, but perhaps the first movement toward an end."</w:t>
         <w:br/>
         <w:br/>
         <w:t>Graphic</w:t>
@@ -157,7 +99,7 @@
         <w:br/>
         <w:t xml:space="preserve"> </w:t>
         <w:br/>
-        <w:t>Photo: The growing diversity of Rockland County residents is reflected in a grocery checkout line in Spring Valley (pg. 1) (Joyce Dopkeen/The New York Times); Hasidic Jews conversing near a church in Monsey. Rockland County's 265,475 residents include an estimated 55,000 Jews, many of whom moved from Brooklyn neighborhoods (pg. 12) (Susan Harris for The New York Times)</w:t>
+        <w:t>Photo: Peruvian television last February showed the guerrilla leader Nestor Cerpa Cartolini describing a thwarted attack plan. (Agence France-Presse)</w:t>
       </w:r>
     </w:p>
     <w:sectPr>

--- a/example_articles/countries/Peru/1.countries_Peru_New_York_Times.docx
+++ b/example_articles/countries/Peru/1.countries_Peru_New_York_Times.docx
@@ -7,9 +7,9 @@
         <w:pStyle w:val="Heading1"/>
       </w:pPr>
       <w:r>
-        <w:t>Taking Hostages in Peru;</w:t>
+        <w:t>WHAT'S DOING IN:;</w:t>
         <w:br/>
-        <w:t>Revolution as a Relic Come to Life</w:t>
+        <w:t>Lima</w:t>
       </w:r>
     </w:p>
     <w:p>
@@ -19,17 +19,17 @@
     </w:p>
     <w:p>
       <w:r>
-        <w:t>Date: 1996-12-29</w:t>
+        <w:t>Date: 1996-02-11</w:t>
       </w:r>
     </w:p>
     <w:p>
       <w:r>
-        <w:t>Section: Section 4; ; Section 4; Page 1; Column 2; Week in Review Desk ; Column 2;</w:t>
+        <w:t>Section: Section 5; ; Section 5;  Page 10;  Column 1;  Travel Desk ; Column 1;</w:t>
       </w:r>
     </w:p>
     <w:p>
       <w:r>
-        <w:t>Source file: NYT/43.DOCX</w:t>
+        <w:t>Source file: NYT/53.DOCX</w:t>
       </w:r>
     </w:p>
     <w:p>
@@ -51,29 +51,15 @@
     </w:p>
     <w:p>
       <w:r>
-        <w:t>PERU has a knack for defying political waves that splash over the rest of Latin America. When right-wing military dictatorships ruled its neighbors in the 1970's, a leftist Peruvian dictator confiscated the oligarchy's sugar plantations. When other guerrillas looked to Fidel Castro in the 1980's, Peru's Shining Path embraced Mao. And as the sweet promises of democracy swept the region in the early 1990's, President Alberto K. Fujimori dissolved Congress.</w:t>
+        <w:t>At the beginning of the 1990's, few foreigners dared set foot in Peru for fear of terrorism, cholera and street crime, all of which were rampant throughout this Andean nation. But now, with Peru undergoing a dramatic turnaround in its political and economic situation, tourists are arriving in droves. Last year, a record 485,000 foreigners visited Peru, a 26 percent increase over 1994. Cholera is under control, terrorism is in decline with the capture of the leaders of the Shining Path movement, and the economy is on the rebound.</w:t>
         <w:br/>
-        <w:t>So perhaps it should come as no surprise that Peruvian Marxist rebels would make their boldest attack in years after most other Latin American guerrilla wars had long since ground to a halt. There was almost something quaint, even evocative, about 20 Tupac Amaru Revolutionary Movement rebels armed with assault rifles and dynamite acting out an old script by taking hundreds of dignitaries hostage at a Japanese diplomatic cocktail party in an effort to free hundreds of their imprisoned comrades.</w:t>
+        <w:t>Last year, after a government crackdown brought a sharp drop in the number of terrorist attacks, the State Department stopped warning American tourists of the dangers of travel in Peru. Although a New York woman was recently sentenced to life in prison for her illicit association with a Peruvian terrorist group, State Department officials said Americans have nothing to fear in visiting Peru and interacting with its citizens.</w:t>
         <w:br/>
-        <w:t>The action conjured images of so many revolutionary crusades of days gone by, as when the Sandinistas took the Nicaraguan Congress hostage in 1978, an act so audacious it sparked an insurrection that brought down Anastasio Somoza Debayle a year later.</w:t>
+        <w:t>While most tourists travel to Peru to see the lost Inca city of Machu Picchu, visitors must first pass through Lima, the capital, which is undergoing a rebirth that many Peruvians hope will restore the luster that terrorism dimmed.</w:t>
         <w:br/>
-        <w:t>"It is an almost exact duplication of what we did," Antonio Navarro Wolff, who led Colombia's M-19 guerrillas, told the Peruvian magazine Si, recalling the taking of 30 hostages in the Dominican Republic's embassy in Bogota for two months in 1980. It was no surprise that Mr. Navarro advised the Peruvian rebels to release their hostages as a "humanitarian gesture," since he dropped his rifle long ago and helped draft Colombia's 1991 Constitution.</w:t>
+        <w:t>Nowhere is this renewal more evident than in the Miraflores, San Isidro and Barranco districts, which are buzzing day and night and are full of surprises. New art galleries, bars, restaurants, taverns and night spots have opened in these districts, and there is now an active night life where several years ago many Limenos did not venture out after dark.</w:t>
         <w:br/>
-        <w:t>"This is sort of an outdated, unexpectantly recurrent activity," said Jorge G. Castaneda, a Mexican economist and student of the Latin American left. "These groups and forms of struggle have been obsolete for a long time." Nevertheless, he noted that as long as the Peruvian Government keeps political prisoners in the most squalid conditions, their comrades will feel compelled to take dramatic action in an effort to free them.</w:t>
-        <w:br/>
-        <w:t>The novelty of the Peruvian rebel attack was underscored by its timing. It was staged as the Guatemalan guerrillas and Government reached another in a series of peace accords that promise an end to a four-decade-old rebellion.</w:t>
-        <w:br/>
-        <w:t>The Guatemalans are following close behind El Salvador's rebels, who after negotiating a peace have traded their battle fatigues for power ties they now wear in their nation's Congress. Likewise, revolutionaries from Chile to Venezuela to Nicaragua to the Dominican Republic now compete at the ballot box as vigorously as they once did at the barricades.</w:t>
-        <w:br/>
-        <w:t>But like an affecting museum piece, the Tupac Amaru hostage-taking has highlighted not only how much has changed in Latin America, but also how much remains the same.</w:t>
-        <w:br/>
-        <w:t>It was a reminder that even after years of defeats, the Tupac Amaru group and its more doctrinaire rival, Shining Path, have not fired their last shots.</w:t>
-        <w:br/>
-        <w:t>And it was a reminder that the few Latin American guerrilla groups still active -- here, in Colombia and in Mexico -- come from lands where drug money is the new mother's milk of radical and mainstream politics alike.</w:t>
-        <w:br/>
-        <w:t>It is highly unlikely that any of these rebel groups will ever take power, but as long as those in Peru and Colombia can levy "war taxes" on traffickers -- and sometimes traffic themselves -- they can survive without the international financial networks once provided by the Soviet bloc. (In Mexico's case, guerrilla ties to traffickers are not yet believed to be strong but the rebels, in two southern states, benefit from the army's need to focus on the war on drugs in the north.)</w:t>
-        <w:br/>
-        <w:t>And Latin America is still poor, and deeply divided by class and race -- the basic ingredients of revolution.</w:t>
+        <w:t>The best time to visit is during the Southern Hemisphere's summer, now through April, when the city enjoys bright sunshine and cool nights. Although most tourists pass through without incident, street crime, especially pickpocketing and purse-snatching, are still common. Lima officials advise tourists to travel in groups, and not to wear flashy jewelry or otherwise call attention to themselves.</w:t>
         <w:br/>
         <w:t xml:space="preserve"> </w:t>
         <w:br/>
@@ -81,17 +67,81 @@
         <w:br/>
         <w:t xml:space="preserve"> </w:t>
         <w:br/>
-        <w:t>Where's Fidel Now?</w:t>
+        <w:t>Events</w:t>
         <w:br/>
-        <w:t xml:space="preserve"> Nevertheless, the "international correlation of forces," as the Marxists would say, has changed dramatically. A decade ago, Mr. Castro would have been cheering the Peruvians on, and the United States would have felt a need to be a counterweight to him. But both have taken back seats -- allowing Japan to suggest to Peru's Government that Havana might be enlisted to help end the crisis by offering the rebels safe passage.</w:t>
+        <w:t xml:space="preserve"> The Peru Negro Ballet, acclaimed in Europe and Latin America, symbolizes the best in Peruvian black music and dance and is performing this year at the Manos Morenas restaurant, (511) 467-4902, fax (511) 467-0421, 409 Pedro de Osma, in Barranco, on Wednesday and Thursday nights at 10. Admission is $15 and includes a typical meal of fish, seafood or stewed meats.</w:t>
         <w:br/>
-        <w:t>More striking still are the words surfacing from the Kremlin, once the vanguard of world revolution. President Boris Yeltsin suggested that Russia and the leading industrial powers might send anti-terrorist squads to help the Peruvian Government.</w:t>
+        <w:t>In Peru, the grape is a cherished fruit, the source of fine wines and a classic cocktail called the pisco sour, which is prepared with grape brandy, lemon, sugar, egg white and ice. No wonder Lima's working-class district of Surco holds an annual grape harvest festival. This year's, from March 13 to 20, includes wine tastings and street fairs. For information, call (511) 477-2325.</w:t>
         <w:br/>
-        <w:t>As for the Peruvians, their behavior since the storming of the Japanese residence Dec. 17 also has broken old molds. University students and working-class people living in the shantytowns that ring Lima have not taken to the streets or even painted up their walls with militant graffiti, as the students and workers of Managua and Bogota did in 1978 and 1980.</w:t>
+        <w:t xml:space="preserve"> The Instituto Riva Aguero, 459 Camana, will present an exhibit entitled "The Blacks of Peru" during March, from 2 to 8 P.M. Monday to Friday. The exhibit will recount the experiences of the first blacks to arrive in Peru from the Antilles and the Caribbean.</w:t>
         <w:br/>
-        <w:t>Ernesto (Che) Guevara would be turning in his grave if he could have heard the lively conversation Nestor Cerpa Cartolini, the Tupac Amaru leader, had with his captive businessmen last week. According to several people who have been released, Mr. Cerpa endorsed some of the Peruvian Government's plans to privatize industries and pay its huge international debts. It was an acknowledgement that the old romantic, utopian visions that Latin American revolutionaries once clung to have been consigned to the dustbin of history -- although perhaps at a slower pace in Peru than elsewhere.</w:t>
+        <w:t>Cultural and artistic events are often announced only a week or two before they occur, so visitors are advised to check listings in The Lima Times, published on Friday.</w:t>
         <w:br/>
-        <w:t>"The objective of the Tupac Amaru Revolutionary Movement is to negotiate," said Gustavo Gorriti, a leading Peruvian journalist. "But they must first show force or otherwise no one would be willing to concede anything to them. I don't view the hostage taking as the beginning of a new wave of revolution, but perhaps the first movement toward an end."</w:t>
+        <w:t xml:space="preserve"> </w:t>
+        <w:br/>
+        <w:t xml:space="preserve"> </w:t>
+        <w:br/>
+        <w:t xml:space="preserve"> </w:t>
+        <w:br/>
+        <w:t>Sightseeing</w:t>
+        <w:br/>
+        <w:t xml:space="preserve"> The heart of the city is the Plaza de Armas, or main square, which contains a variety of Colonial government buildings and churches, notably the Government Palace, also called Pizarro's House, which has a colorful changing of the presidential guard at 12:30 P.M. The plaza also contains a spectacular 17th-century cathedral, open Monday to Friday, 10 A.M. to 1 P.M. and 2 to 5 P.M., and Saturday 10 A.M. to 3:45 P.M. The cathedral is outstanding for its intricately carved choir chairs, 17th-and 18th-century paintings, and altars. On the streets surrounding the plaza are many Colonial buildings with exquisite wooden balconies.</w:t>
+        <w:br/>
+        <w:t>Lima has a striking coastline, called the Costa Verde even though it is actually brown and not green. The best view is at the end of Ave nida Larco in Miraflores, where the entire Pacific coastline from Chorrillos to La Punta is visible. Down below is a succession of beaches with sports fields, private clubs, discos and expensive restaurants. In summer the beaches are packed with sunbathers and surfers, though some of the waters are not clean.</w:t>
+        <w:br/>
+        <w:t>Perhaps Lima's most romantic neighborhood is Barranco, once a wealthy beach resort and now home to many of Peru's best known artists and writers. Its tree-lined streets leading to the sea front, Colonial-style mansions and houses, and tranquil plazas evoke times past. The Puente de Los Suspiros (Bridge of Sighs) is a picturesque lookout.</w:t>
+        <w:br/>
+        <w:t>A good way to experience Peruvian folk music and dancing is to visit a pena, a small night club, open from 11:30 P.M. till dawn. Popular ones are: Sachun, 657 Avenida del Ejercito, (511) 441-0123, Miraflores; Brisas del Titicaca, 168 Jr. Wakulski, (511) 423,7405; and La Estacion de Barranco, 112 Pedro de Osma, Barranco; no telephone. Admission is $5 to $10.</w:t>
+        <w:br/>
+        <w:t>Lima has many celebrated museums, including the splendid National Museum of Anthropology and Archeology and the Museo de Oro, a dazzling collection of Inca and pre-Inca gold. The most impressive of Lima's many archeological sites is Pachacamac, a vast pre-Inca and Inca site 18 miles south of Lima on the Pan American Highway. The spot is dedicated to the Pachacamac god known as the maker of universe, and has a large adobe pyramid built in A.D. 1350, a reconstructed "temple of the virgins," and a small museum. Pachacamac is reachable by car or taxi or with tours arranged at major hotels and travel agencies. The ruins, (511) 430-5607, are open daily from 9 A.M. to 4 P.M. Admission $1.50; there are guided tours in English.</w:t>
+        <w:br/>
+        <w:t>If you fancy hand-carved, Colonial wooden furniture of the style that once graced Peru's castles and fine houses, visit the Taller de Arte Colonial, 110 Malecon Castilla in Barranco, (511) 467-7589. This factory, open Monday to Saturday 9 A.M. to 12:30 P.M. and from 3 to 7 P.M., has an impressive collection of chairs, chests, dining tables, picture frames, and other furniture at reasonable prices. Visitors can watch the craftsman at work or view a superb model collection of wooden passenger jets representing the major airlines of the world.</w:t>
+        <w:br/>
+        <w:t xml:space="preserve"> </w:t>
+        <w:br/>
+        <w:t xml:space="preserve"> </w:t>
+        <w:br/>
+        <w:t xml:space="preserve"> </w:t>
+        <w:br/>
+        <w:t>Where to Stay</w:t>
+        <w:br/>
+        <w:t xml:space="preserve"> All hotel prices in Peru are subject to a value added tax of 28 percent.</w:t>
+        <w:br/>
+        <w:t>The 134 spacious, pastel-toned rooms at El Olivar, 122 Merino, (511) 221-2121, fax (511) 221-2141, in a tranquil section of Miraflores, have a view of the Olivar Forest. Doubles are $180.</w:t>
+        <w:br/>
+        <w:t>At Hotel Ariosto, 769 La Paz, Miraflores, (511) 444-1414, fax (511) 444-3955, a double room with breakfast and tax is $147. The clean, efficient hotel has a small but inviting lobby and 110 rooms simply decorated with Colonial furniture.</w:t>
+        <w:br/>
+        <w:t>The Lima Sheraton, 170 Paseo de la Republica, (511) 433-3320, fax (511) 433-6344, has 498 rooms, at $185 for a double. It is downtown in a noisy, high-crime section.</w:t>
+        <w:br/>
+        <w:t>Budget: The 83 rooms of Hotel Jose Antonio, 298 Avenida 28 de Julio, Miraflores, (511) 446-8295, fax (511) 446-6705, have double or king-size beds and basic furniture. Rooms on the seventh and eight floors have views of the ocean. The lobby is modern, with large windows. A double costs $121, including tax.</w:t>
+        <w:br/>
+        <w:t>El Marques Hotel, 461 Chinchon, San Isidro, (511) 442-0047, fax (511) 442-0043, has 42 Spanish-style rooms with Colonial furniture. The hotel is in a quiet residential neighborhood but close to a commercial center. A double is $85.</w:t>
+        <w:br/>
+        <w:t>Luxury: Hotel Las Americas, 415 Avenida Benavides, (511) 444-7272, fax (511) 444-1137, is a modern high-rise, centrally situated in the garden suburb of Miraflores. It has 151 pastel-colored rooms with teak furniture and Peruvian prints. The lobby bar and fifth-floor lounge are cozy. The hotel has a small gym and pool, and is a short walk to the beach. A double is $236, including tax.</w:t>
+        <w:br/>
+        <w:t>Cesar's, corner of La Paz and Diez Canseco, (511) 444-1212, fax (511) 444-4440, is a quiet luxury hotel with a spacious lobby, homey tea room, a pool and sauna in Miraflores near shopping and business districts. Its 150 rooms have traditional wood and leather furniture. A double is $262, including tax.</w:t>
+        <w:br/>
+        <w:t xml:space="preserve"> </w:t>
+        <w:br/>
+        <w:t xml:space="preserve"> </w:t>
+        <w:br/>
+        <w:t xml:space="preserve"> </w:t>
+        <w:br/>
+        <w:t>Where to Eat</w:t>
+        <w:br/>
+        <w:t xml:space="preserve"> Peru has a rich, diverse cuisine dating back to the ancient Incas, with Spanish, African, Chinese, Italian, Japanese and European influences. There are dozens of variations of spicy fish, shellfish, stewed meat, tamale and potato dishes. In the past few years, many excellent restaurants have opened in Lima.</w:t>
+        <w:br/>
+        <w:t>Francesco, 524 Malecon de la Marina, (511) 442-8255, overlooking the beach in Miraflores, serves innovative seafood dishes. The seafood lasagna, fish in cognac sauce and octopus tamale are exceptional. Francesco is open Monday to Saturday noon to 5 P.M. A meal for two including drinks is about $50.</w:t>
+        <w:br/>
+        <w:t>For ancient Lima cuisine, El Senorio de Sulco, 1470 Malecon Cisneros, (511) 441-0389, offers a sampler that includes cau-cau (tripe and potato stew), olluquito (a spicy vegetable stew), and sangrecita and frijoles (bull's blood and beans). The owner is an anthropologist devoted to preserving traditional Peruvian cooking. The restaurant, which has a grand ocean view and terrace, is open daily noon to midnight. Dinner for two with wine is about $60.</w:t>
+        <w:br/>
+        <w:t>Costa Verde, Barranquito Beach in Barranco, (511) 477-2424, considered one of the best international restaurants in Lima, is right on the ocean. It has an enormous and varied buffet and also serves classic dishes like ceviches (sliced raw fish seasoned and marinated in lemon juice). The restaurant is open daily, noon to midnight, and dinner for two with wine is about $180.</w:t>
+        <w:br/>
+        <w:t>Lima has hundreds of chifas -- restaurants serving Chinese food with a local twist. Royal, 231 Avenida Prescott, San Isidro, (511) 442-9547, serves Cantonese-Peruvian cuisine and is open daily 11 A.M. to midnight. Try the chicken rolls filled with asparagus in oyster sauce. A meal for two is $70, including wine.</w:t>
+        <w:br/>
+        <w:t>Peruvians love chicken, especially roasted or fried, and Pardo's Chicken, 730 Avenida Benavides, (511) 446-4790, has a reputation for preparing some of the best. A complete chicken meal, with beer and dessert, costs about $17. Open Monday to Thursday and Sunday, noon to midnight; Friday and Saturday noon to 1 A.M.</w:t>
+        <w:br/>
+        <w:t>From January to April, ice cream is an event unto itself at 4D (Cuatro D), 400 Avenida Angamos, (511) 447-1523, Miraflores. This ice cream factory and parlor offers rare fruits like maracuya, granadilla and guanabana, many of them available only in Peru because they are too fragile to ship abroad. A cone of this soft ambrosia costs about $1.50. Open Monday to Thursday and Sunday 8 A.M. to 12:30 A.M., and Friday and Saturday 9 A.M. to 1 A.M.</w:t>
         <w:br/>
         <w:br/>
         <w:t>Graphic</w:t>
@@ -99,7 +149,15 @@
         <w:br/>
         <w:t xml:space="preserve"> </w:t>
         <w:br/>
-        <w:t>Photo: Peruvian television last February showed the guerrilla leader Nestor Cerpa Cartolini describing a thwarted attack plan. (Agence France-Presse)</w:t>
+        <w:t>Photos: Plaza San Martin. Ancient textiles at the National Museum of Anthropology and Archeology. (Robert Frerck/Odyssey/Chicago); Detail, cathedral. (Vera Lentz/Black Star, for The New York Times)</w:t>
+        <w:br/>
+        <w:t xml:space="preserve"> </w:t>
+        <w:br/>
+        <w:t>Chart: "Vital Statistics" lists travel information and statistics on Lima. (Sources: Runzheimer International, Peruvian Consulate General, Times Books World Weather Guide, local businesses)</w:t>
+        <w:br/>
+        <w:t xml:space="preserve"> </w:t>
+        <w:br/>
+        <w:t>Map of Lima</w:t>
       </w:r>
     </w:p>
     <w:sectPr>
